--- a/klagomål/A 63031-2025 FSC-klagomål.docx
+++ b/klagomål/A 63031-2025 FSC-klagomål.docx
@@ -694,7 +694,7 @@
     <w:r>
       <w:tab/>
       <w:tab/>
-      <w:t>2026-04-20</w:t>
+      <w:t>2026-04-21</w:t>
       <w:br/>
       <w:br/>
     </w:r>

--- a/klagomål/A 63031-2025 FSC-klagomål.docx
+++ b/klagomål/A 63031-2025 FSC-klagomål.docx
@@ -694,7 +694,7 @@
     <w:r>
       <w:tab/>
       <w:tab/>
-      <w:t>2026-04-21</w:t>
+      <w:t>2026-04-22</w:t>
       <w:br/>
       <w:br/>
     </w:r>

--- a/klagomål/A 63031-2025 FSC-klagomål.docx
+++ b/klagomål/A 63031-2025 FSC-klagomål.docx
@@ -694,7 +694,7 @@
     <w:r>
       <w:tab/>
       <w:tab/>
-      <w:t>2026-04-22</w:t>
+      <w:t>2026-04-23</w:t>
       <w:br/>
       <w:br/>
     </w:r>

--- a/klagomål/A 63031-2025 FSC-klagomål.docx
+++ b/klagomål/A 63031-2025 FSC-klagomål.docx
@@ -694,7 +694,7 @@
     <w:r>
       <w:tab/>
       <w:tab/>
-      <w:t>2026-04-23</w:t>
+      <w:t>2026-04-24</w:t>
       <w:br/>
       <w:br/>
     </w:r>

--- a/klagomål/A 63031-2025 FSC-klagomål.docx
+++ b/klagomål/A 63031-2025 FSC-klagomål.docx
@@ -694,7 +694,7 @@
     <w:r>
       <w:tab/>
       <w:tab/>
-      <w:t>2026-04-24</w:t>
+      <w:t>2026-04-25</w:t>
       <w:br/>
       <w:br/>
     </w:r>

--- a/klagomål/A 63031-2025 FSC-klagomål.docx
+++ b/klagomål/A 63031-2025 FSC-klagomål.docx
@@ -694,7 +694,7 @@
     <w:r>
       <w:tab/>
       <w:tab/>
-      <w:t>2026-04-25</w:t>
+      <w:t>2026-04-26</w:t>
       <w:br/>
       <w:br/>
     </w:r>

--- a/klagomål/A 63031-2025 FSC-klagomål.docx
+++ b/klagomål/A 63031-2025 FSC-klagomål.docx
@@ -694,7 +694,7 @@
     <w:r>
       <w:tab/>
       <w:tab/>
-      <w:t>2026-04-26</w:t>
+      <w:t>2026-04-27</w:t>
       <w:br/>
       <w:br/>
     </w:r>

--- a/klagomål/A 63031-2025 FSC-klagomål.docx
+++ b/klagomål/A 63031-2025 FSC-klagomål.docx
@@ -694,7 +694,7 @@
     <w:r>
       <w:tab/>
       <w:tab/>
-      <w:t>2026-04-27</w:t>
+      <w:t>2026-04-28</w:t>
       <w:br/>
       <w:br/>
     </w:r>

--- a/klagomål/A 63031-2025 FSC-klagomål.docx
+++ b/klagomål/A 63031-2025 FSC-klagomål.docx
@@ -694,7 +694,7 @@
     <w:r>
       <w:tab/>
       <w:tab/>
-      <w:t>2026-04-28</w:t>
+      <w:t>2026-04-29</w:t>
       <w:br/>
       <w:br/>
     </w:r>

--- a/klagomål/A 63031-2025 FSC-klagomål.docx
+++ b/klagomål/A 63031-2025 FSC-klagomål.docx
@@ -694,7 +694,7 @@
     <w:r>
       <w:tab/>
       <w:tab/>
-      <w:t>2026-04-29</w:t>
+      <w:t>2026-04-30</w:t>
       <w:br/>
       <w:br/>
     </w:r>

--- a/klagomål/A 63031-2025 FSC-klagomål.docx
+++ b/klagomål/A 63031-2025 FSC-klagomål.docx
@@ -694,7 +694,7 @@
     <w:r>
       <w:tab/>
       <w:tab/>
-      <w:t>2026-04-30</w:t>
+      <w:t>2026-05-01</w:t>
       <w:br/>
       <w:br/>
     </w:r>

--- a/klagomål/A 63031-2025 FSC-klagomål.docx
+++ b/klagomål/A 63031-2025 FSC-klagomål.docx
@@ -694,7 +694,7 @@
     <w:r>
       <w:tab/>
       <w:tab/>
-      <w:t>2026-05-01</w:t>
+      <w:t>2026-05-02</w:t>
       <w:br/>
       <w:br/>
     </w:r>

--- a/klagomål/A 63031-2025 FSC-klagomål.docx
+++ b/klagomål/A 63031-2025 FSC-klagomål.docx
@@ -694,7 +694,7 @@
     <w:r>
       <w:tab/>
       <w:tab/>
-      <w:t>2026-05-02</w:t>
+      <w:t>2026-05-03</w:t>
       <w:br/>
       <w:br/>
     </w:r>

--- a/klagomål/A 63031-2025 FSC-klagomål.docx
+++ b/klagomål/A 63031-2025 FSC-klagomål.docx
@@ -694,7 +694,7 @@
     <w:r>
       <w:tab/>
       <w:tab/>
-      <w:t>2026-05-03</w:t>
+      <w:t>2026-05-04</w:t>
       <w:br/>
       <w:br/>
     </w:r>

--- a/klagomål/A 63031-2025 FSC-klagomål.docx
+++ b/klagomål/A 63031-2025 FSC-klagomål.docx
@@ -694,7 +694,7 @@
     <w:r>
       <w:tab/>
       <w:tab/>
-      <w:t>2026-05-04</w:t>
+      <w:t>2026-05-05</w:t>
       <w:br/>
       <w:br/>
     </w:r>

--- a/klagomål/A 63031-2025 FSC-klagomål.docx
+++ b/klagomål/A 63031-2025 FSC-klagomål.docx
@@ -694,7 +694,7 @@
     <w:r>
       <w:tab/>
       <w:tab/>
-      <w:t>2026-05-16</w:t>
+      <w:t>2026-05-17</w:t>
       <w:br/>
       <w:br/>
     </w:r>

--- a/klagomål/A 63031-2025 FSC-klagomål.docx
+++ b/klagomål/A 63031-2025 FSC-klagomål.docx
@@ -694,7 +694,7 @@
     <w:r>
       <w:tab/>
       <w:tab/>
-      <w:t>2026-05-17</w:t>
+      <w:t>2026-05-18</w:t>
       <w:br/>
       <w:br/>
     </w:r>

--- a/klagomål/A 63031-2025 FSC-klagomål.docx
+++ b/klagomål/A 63031-2025 FSC-klagomål.docx
@@ -694,7 +694,7 @@
     <w:r>
       <w:tab/>
       <w:tab/>
-      <w:t>2026-05-18</w:t>
+      <w:t>2026-05-19</w:t>
       <w:br/>
       <w:br/>
     </w:r>

--- a/klagomål/A 63031-2025 FSC-klagomål.docx
+++ b/klagomål/A 63031-2025 FSC-klagomål.docx
@@ -694,7 +694,7 @@
     <w:r>
       <w:tab/>
       <w:tab/>
-      <w:t>2026-05-19</w:t>
+      <w:t>2026-05-20</w:t>
       <w:br/>
       <w:br/>
     </w:r>

--- a/klagomål/A 63031-2025 FSC-klagomål.docx
+++ b/klagomål/A 63031-2025 FSC-klagomål.docx
@@ -694,7 +694,7 @@
     <w:r>
       <w:tab/>
       <w:tab/>
-      <w:t>2026-05-20</w:t>
+      <w:t>2026-05-21</w:t>
       <w:br/>
       <w:br/>
     </w:r>

--- a/klagomål/A 63031-2025 FSC-klagomål.docx
+++ b/klagomål/A 63031-2025 FSC-klagomål.docx
@@ -694,7 +694,7 @@
     <w:r>
       <w:tab/>
       <w:tab/>
-      <w:t>2026-05-21</w:t>
+      <w:t>2026-05-22</w:t>
       <w:br/>
       <w:br/>
     </w:r>

--- a/klagomål/A 63031-2025 FSC-klagomål.docx
+++ b/klagomål/A 63031-2025 FSC-klagomål.docx
@@ -694,7 +694,7 @@
     <w:r>
       <w:tab/>
       <w:tab/>
-      <w:t>2026-05-22</w:t>
+      <w:t>2026-05-23</w:t>
       <w:br/>
       <w:br/>
     </w:r>

--- a/klagomål/A 63031-2025 FSC-klagomål.docx
+++ b/klagomål/A 63031-2025 FSC-klagomål.docx
@@ -694,7 +694,7 @@
     <w:r>
       <w:tab/>
       <w:tab/>
-      <w:t>2026-05-23</w:t>
+      <w:t>2026-05-24</w:t>
       <w:br/>
       <w:br/>
     </w:r>

--- a/klagomål/A 63031-2025 FSC-klagomål.docx
+++ b/klagomål/A 63031-2025 FSC-klagomål.docx
@@ -694,7 +694,7 @@
     <w:r>
       <w:tab/>
       <w:tab/>
-      <w:t>2026-05-24</w:t>
+      <w:t>2026-05-25</w:t>
       <w:br/>
       <w:br/>
     </w:r>

--- a/klagomål/A 63031-2025 FSC-klagomål.docx
+++ b/klagomål/A 63031-2025 FSC-klagomål.docx
@@ -694,7 +694,7 @@
     <w:r>
       <w:tab/>
       <w:tab/>
-      <w:t>2026-05-25</w:t>
+      <w:t>2026-05-26</w:t>
       <w:br/>
       <w:br/>
     </w:r>

--- a/klagomål/A 63031-2025 FSC-klagomål.docx
+++ b/klagomål/A 63031-2025 FSC-klagomål.docx
@@ -694,7 +694,7 @@
     <w:r>
       <w:tab/>
       <w:tab/>
-      <w:t>2026-05-26</w:t>
+      <w:t>2026-05-27</w:t>
       <w:br/>
       <w:br/>
     </w:r>

--- a/klagomål/A 63031-2025 FSC-klagomål.docx
+++ b/klagomål/A 63031-2025 FSC-klagomål.docx
@@ -694,7 +694,7 @@
     <w:r>
       <w:tab/>
       <w:tab/>
-      <w:t>2026-05-27</w:t>
+      <w:t>2026-05-28</w:t>
       <w:br/>
       <w:br/>
     </w:r>

--- a/klagomål/A 63031-2025 FSC-klagomål.docx
+++ b/klagomål/A 63031-2025 FSC-klagomål.docx
@@ -694,7 +694,7 @@
     <w:r>
       <w:tab/>
       <w:tab/>
-      <w:t>2026-05-28</w:t>
+      <w:t>2026-05-29</w:t>
       <w:br/>
       <w:br/>
     </w:r>

--- a/klagomål/A 63031-2025 FSC-klagomål.docx
+++ b/klagomål/A 63031-2025 FSC-klagomål.docx
@@ -694,7 +694,7 @@
     <w:r>
       <w:tab/>
       <w:tab/>
-      <w:t>2026-05-29</w:t>
+      <w:t>2026-05-30</w:t>
       <w:br/>
       <w:br/>
     </w:r>

--- a/klagomål/A 63031-2025 FSC-klagomål.docx
+++ b/klagomål/A 63031-2025 FSC-klagomål.docx
@@ -694,7 +694,7 @@
     <w:r>
       <w:tab/>
       <w:tab/>
-      <w:t>2026-05-30</w:t>
+      <w:t>2026-05-31</w:t>
       <w:br/>
       <w:br/>
     </w:r>

--- a/klagomål/A 63031-2025 FSC-klagomål.docx
+++ b/klagomål/A 63031-2025 FSC-klagomål.docx
@@ -694,7 +694,7 @@
     <w:r>
       <w:tab/>
       <w:tab/>
-      <w:t>2026-05-31</w:t>
+      <w:t>2026-06-01</w:t>
       <w:br/>
       <w:br/>
     </w:r>

--- a/klagomål/A 63031-2025 FSC-klagomål.docx
+++ b/klagomål/A 63031-2025 FSC-klagomål.docx
@@ -694,7 +694,7 @@
     <w:r>
       <w:tab/>
       <w:tab/>
-      <w:t>2026-06-01</w:t>
+      <w:t>2026-06-02</w:t>
       <w:br/>
       <w:br/>
     </w:r>

--- a/klagomål/A 63031-2025 FSC-klagomål.docx
+++ b/klagomål/A 63031-2025 FSC-klagomål.docx
@@ -694,7 +694,7 @@
     <w:r>
       <w:tab/>
       <w:tab/>
-      <w:t>2026-06-02</w:t>
+      <w:t>2026-06-03</w:t>
       <w:br/>
       <w:br/>
     </w:r>

--- a/klagomål/A 63031-2025 FSC-klagomål.docx
+++ b/klagomål/A 63031-2025 FSC-klagomål.docx
@@ -694,7 +694,7 @@
     <w:r>
       <w:tab/>
       <w:tab/>
-      <w:t>2026-06-03</w:t>
+      <w:t>2026-06-04</w:t>
       <w:br/>
       <w:br/>
     </w:r>

--- a/klagomål/A 63031-2025 FSC-klagomål.docx
+++ b/klagomål/A 63031-2025 FSC-klagomål.docx
@@ -694,7 +694,7 @@
     <w:r>
       <w:tab/>
       <w:tab/>
-      <w:t>2026-06-04</w:t>
+      <w:t>2026-06-05</w:t>
       <w:br/>
       <w:br/>
     </w:r>

--- a/klagomål/A 63031-2025 FSC-klagomål.docx
+++ b/klagomål/A 63031-2025 FSC-klagomål.docx
@@ -694,7 +694,7 @@
     <w:r>
       <w:tab/>
       <w:tab/>
-      <w:t>2026-06-05</w:t>
+      <w:t>2026-06-06</w:t>
       <w:br/>
       <w:br/>
     </w:r>

--- a/klagomål/A 63031-2025 FSC-klagomål.docx
+++ b/klagomål/A 63031-2025 FSC-klagomål.docx
@@ -694,7 +694,7 @@
     <w:r>
       <w:tab/>
       <w:tab/>
-      <w:t>2026-06-06</w:t>
+      <w:t>2026-06-07</w:t>
       <w:br/>
       <w:br/>
     </w:r>

--- a/klagomål/A 63031-2025 FSC-klagomål.docx
+++ b/klagomål/A 63031-2025 FSC-klagomål.docx
@@ -694,7 +694,7 @@
     <w:r>
       <w:tab/>
       <w:tab/>
-      <w:t>2026-06-07</w:t>
+      <w:t>2026-06-08</w:t>
       <w:br/>
       <w:br/>
     </w:r>
